--- a/data/revised_2026-10_full/tracked/v2/Core_Mathematics/SS1.3_Quadratic_Expressions_and_Equations/Core_Mathematics_Quadratic_Expressions_and_Equations_SummaryTable_TRACKED.docx
+++ b/data/revised_2026-10_full/tracked/v2/Core_Mathematics/SS1.3_Quadratic_Expressions_and_Equations/Core_Mathematics_Quadratic_Expressions_and_Equations_SummaryTable_TRACKED.docx
@@ -236,7 +236,7 @@
               </w:rPr>
               <w:t xml:space="preserve">DRIVING QUESTION: How can we use quadratic expressions and equations to find the dimensions of a plot when its fence length and area are both fixed, and why do two different </w:t>
             </w:r>
-            <w:del w:id="9001" w:author="Claude (AI) - proposed" w:date="2026-10-15T20:13:50Z">
+            <w:del w:id="9001" w:author="Claude (AI) - proposed" w:date="2026-10-18T00:27:18Z">
               <w:r>
                 <w:rPr>
                   <w:rFonts w:ascii="Arial" w:cs="Arial" w:eastAsia="Arial" w:hAnsi="Arial"/>
@@ -251,7 +251,7 @@
                 <w:delText xml:space="preserve">plots sometimes have</w:delText>
               </w:r>
             </w:del>
-            <w:ins w:id="9002" w:author="Claude (AI) - proposed" w:date="2026-10-15T20:13:50Z">
+            <w:ins w:id="9002" w:author="Claude (AI) - proposed" w:date="2026-10-18T00:27:18Z">
               <w:r>
                 <w:rPr>
                   <w:rFonts w:ascii="Arial" w:cs="Arial" w:eastAsia="Arial" w:hAnsi="Arial"/>
@@ -1891,7 +1891,7 @@
         </w:rPr>
         <w:t xml:space="preserve">© 2026 SeaVuria and ARES. This work is licensed under a </w:t>
       </w:r>
-      <w:hyperlink w:history="1" r:id="rIdxgkzj__wowntzp8edfevp">
+      <w:hyperlink w:history="1" r:id="rId-ii4l0dywiqwunlifekct">
         <w:r>
           <w:rPr>
             <w:rFonts w:ascii="Arial" w:cs="Arial" w:eastAsia="Arial" w:hAnsi="Arial"/>
@@ -1911,7 +1911,7 @@
         </w:rPr>
         <w:t xml:space="preserve"> (</w:t>
       </w:r>
-      <w:hyperlink w:history="1" r:id="rId53twfbalsgb88m47wbomy">
+      <w:hyperlink w:history="1" r:id="rIdpqtpvdpd3xpltnum7djbm">
         <w:r>
           <w:rPr>
             <w:rFonts w:ascii="Arial" w:cs="Arial" w:eastAsia="Arial" w:hAnsi="Arial"/>
@@ -1931,7 +1931,7 @@
         </w:rPr>
         <w:t xml:space="preserve">). To view a copy of this license, visit </w:t>
       </w:r>
-      <w:hyperlink w:history="1" r:id="rIdh7t24uktdhddpu1wthrd_">
+      <w:hyperlink w:history="1" r:id="rIdi9tny-b062on7q2nv5tun">
         <w:r>
           <w:rPr>
             <w:rFonts w:ascii="Arial" w:cs="Arial" w:eastAsia="Arial" w:hAnsi="Arial"/>
